--- a/docs/作品介绍文档.docx
+++ b/docs/作品介绍文档.docx
@@ -55,7 +55,7 @@
           <w:color w:val="1F2937"/>
           <w:sz w:val="25"/>
         </w:rPr>
-        <w:t>1.1 项目详情</w:t>
+        <w:t>1.1 项目背景与定位</w:t>
       </w:r>
     </w:p>
     <w:p>
@@ -68,7 +68,7 @@
           <w:b w:val="0"/>
           <w:sz w:val="22"/>
         </w:rPr>
-        <w:t>「智汇研途」是一个基于多智能体协作与 RAG（检索增强生成）的科研辅助平台。针对通用大模型在学术场景中“幻觉频发、结论缺乏来源”的核心痛点，平台采用「检索员 → 总结员 → 批判员」三个智能体分工协作的工作流，先检索真实文献、再归纳总结、最后批判性校验，并结合 ChromaDB 向量库实现语义检索，让回答尽可能“有据可查”。同时，平台将智能体运行过程与引用来源进行可视化，提升工程透明度。</w:t>
+        <w:t>在学术科研场景中，科研人员每天面对海量论文（如 arXiv 日均更新数百篇），「查文献 → 读文献 → 写综述」是一个极其耗时且重复的过程。与此同时，通用大模型虽然能快速生成文字，却存在两个致命问题：一是「幻觉」——会一本正经地编造不存在的文献和结论；二是「无溯源」——回答缺少出处，无法核验真伪，这在要求严谨的学术场景中是不可接受的。</w:t>
       </w:r>
     </w:p>
     <w:p>
@@ -81,7 +81,7 @@
           <w:b w:val="0"/>
           <w:sz w:val="22"/>
         </w:rPr>
-        <w:t>核心功能包括：多智能体协作问答、RAG 文献检索、智能体工作流可视化、引用来源分布图表、真实 DeepSeek 大模型接入（含超时重试与失败降级）。</w:t>
+        <w:t>「智汇研途」正是为此设计：它把大模型的生成能力与「检索—总结—批判」的多智能体工作流、以及基于向量库的 RAG 检索增强结合起来，让 AI 的每一次回答都尽量「先查证、再作答、可追溯」。</w:t>
       </w:r>
     </w:p>
     <w:p>
@@ -95,7 +95,112 @@
           <w:color w:val="1F2937"/>
           <w:sz w:val="25"/>
         </w:rPr>
-        <w:t>1.2 使用方式</w:t>
+        <w:t>1.2 系统组成与架构</w:t>
+      </w:r>
+    </w:p>
+    <w:p>
+      <w:pPr>
+        <w:spacing w:after="120"/>
+      </w:pPr>
+      <w:r>
+        <w:rPr>
+          <w:rFonts w:ascii="宋体" w:hAnsi="宋体" w:eastAsia="宋体"/>
+          <w:b w:val="0"/>
+          <w:sz w:val="22"/>
+        </w:rPr>
+        <w:t>系统采用前后端分离架构，自上而下分为四层：</w:t>
+      </w:r>
+    </w:p>
+    <w:p>
+      <w:pPr>
+        <w:pStyle w:val="ListBullet"/>
+      </w:pPr>
+      <w:r>
+        <w:rPr>
+          <w:rFonts w:ascii="宋体" w:hAnsi="宋体" w:eastAsia="宋体"/>
+          <w:b w:val="0"/>
+          <w:sz w:val="22"/>
+        </w:rPr>
+        <w:t>表现层（前端）：原生 HTML + TailwindCSS + Chart.js，负责三栏交互界面、消息渲染与智能体工作流可视化。</w:t>
+      </w:r>
+    </w:p>
+    <w:p>
+      <w:pPr>
+        <w:pStyle w:val="ListBullet"/>
+      </w:pPr>
+      <w:r>
+        <w:rPr>
+          <w:rFonts w:ascii="宋体" w:hAnsi="宋体" w:eastAsia="宋体"/>
+          <w:b w:val="0"/>
+          <w:sz w:val="22"/>
+        </w:rPr>
+        <w:t>服务层（后端）：FastAPI 提供 RESTful 接口，封装 DeepSeek API 调用与 RAG 检索。</w:t>
+      </w:r>
+    </w:p>
+    <w:p>
+      <w:pPr>
+        <w:pStyle w:val="ListBullet"/>
+      </w:pPr>
+      <w:r>
+        <w:rPr>
+          <w:rFonts w:ascii="宋体" w:hAnsi="宋体" w:eastAsia="宋体"/>
+          <w:b w:val="0"/>
+          <w:sz w:val="22"/>
+        </w:rPr>
+        <w:t>检索层（向量库）：ChromaDB 持久化存储文献片段，提供语义相似度检索。</w:t>
+      </w:r>
+    </w:p>
+    <w:p>
+      <w:pPr>
+        <w:pStyle w:val="ListBullet"/>
+      </w:pPr>
+      <w:r>
+        <w:rPr>
+          <w:rFonts w:ascii="宋体" w:hAnsi="宋体" w:eastAsia="宋体"/>
+          <w:b w:val="0"/>
+          <w:sz w:val="22"/>
+        </w:rPr>
+        <w:t>模型层：DeepSeek Chat API 提供大模型推理能力。</w:t>
+      </w:r>
+    </w:p>
+    <w:p>
+      <w:pPr>
+        <w:spacing w:after="120"/>
+      </w:pPr>
+      <w:r>
+        <w:rPr>
+          <w:rFonts w:ascii="宋体" w:hAnsi="宋体" w:eastAsia="宋体"/>
+          <w:b w:val="0"/>
+          <w:sz w:val="22"/>
+        </w:rPr>
+        <w:t>在服务层内部，平台将一次科研问答编排为三个智能体的接力协作：检索员（Retriever）负责找证据，总结员（Summarizer）负责归纳整理，批判员（Critic）负责逻辑与引用校验，形成「检索→总结→批判」的质量闭环。前端通过 HTTP 调用后端接口，后端负责鉴权、重试与检索增强，前后端解耦、职责清晰。</w:t>
+      </w:r>
+    </w:p>
+    <w:p>
+      <w:pPr>
+        <w:pStyle w:val="Heading2"/>
+      </w:pPr>
+      <w:r>
+        <w:rPr>
+          <w:rFonts w:ascii="微软雅黑" w:hAnsi="微软雅黑" w:eastAsia="微软雅黑"/>
+          <w:b/>
+          <w:color w:val="1F2937"/>
+          <w:sz w:val="25"/>
+        </w:rPr>
+        <w:t>1.3 使用方式</w:t>
+      </w:r>
+    </w:p>
+    <w:p>
+      <w:pPr>
+        <w:spacing w:after="120"/>
+      </w:pPr>
+      <w:r>
+        <w:rPr>
+          <w:rFonts w:ascii="宋体" w:hAnsi="宋体" w:eastAsia="宋体"/>
+          <w:b w:val="0"/>
+          <w:sz w:val="22"/>
+        </w:rPr>
+        <w:t>环境要求：Python 3.9+、可联网浏览器。具体步骤：</w:t>
       </w:r>
     </w:p>
     <w:p>
@@ -121,7 +226,7 @@
           <w:b w:val="0"/>
           <w:sz w:val="22"/>
         </w:rPr>
-        <w:t>配置 API Key：复制 backend/.env.example 为 backend/.env，填入 DeepSeek API Key</w:t>
+        <w:t>配置 API Key：复制 backend/.env.example 为 backend/.env，填入你的 DeepSeek API Key</w:t>
       </w:r>
     </w:p>
     <w:p>
@@ -134,7 +239,7 @@
           <w:b w:val="0"/>
           <w:sz w:val="22"/>
         </w:rPr>
-        <w:t>启动后端服务：cd backend &amp;&amp; uvicorn main:app --reload</w:t>
+        <w:t>启动后端服务：cd backend，然后执行 uvicorn main:app --reload，服务默认运行在 http://127.0.0.1:8000</w:t>
       </w:r>
     </w:p>
     <w:p>
@@ -147,7 +252,7 @@
           <w:b w:val="0"/>
           <w:sz w:val="22"/>
         </w:rPr>
-        <w:t>打开前端：用浏览器打开 frontend/index.html，输入研究问题即可使用</w:t>
+        <w:t>打开前端：用浏览器打开 frontend/index.html，输入研究问题即可开始使用</w:t>
       </w:r>
     </w:p>
     <w:p>
@@ -158,7 +263,34 @@
         <w:rPr>
           <w:rFonts w:ascii="宋体" w:hAnsi="宋体" w:eastAsia="宋体"/>
           <w:b w:val="0"/>
-          <w:sz w:val="21"/>
+          <w:sz w:val="22"/>
+        </w:rPr>
+        <w:t>使用说明：前端会优先调用后端真实接口；若后端未启动，前端会自动回退到模拟回复，保证演示不中断。后端接口文档可在 http://127.0.0.1:8000/docs 查看。</w:t>
+      </w:r>
+    </w:p>
+    <w:p>
+      <w:pPr>
+        <w:pStyle w:val="Heading2"/>
+      </w:pPr>
+      <w:r>
+        <w:rPr>
+          <w:rFonts w:ascii="微软雅黑" w:hAnsi="微软雅黑" w:eastAsia="微软雅黑"/>
+          <w:b/>
+          <w:color w:val="1F2937"/>
+          <w:sz w:val="25"/>
+        </w:rPr>
+        <w:t>1.4 开源地址</w:t>
+      </w:r>
+    </w:p>
+    <w:p>
+      <w:pPr>
+        <w:spacing w:after="120"/>
+      </w:pPr>
+      <w:r>
+        <w:rPr>
+          <w:rFonts w:ascii="宋体" w:hAnsi="宋体" w:eastAsia="宋体"/>
+          <w:b w:val="0"/>
+          <w:sz w:val="22"/>
         </w:rPr>
         <w:t>项目已开源至 GitHub（Public）：https://github.com/J0727/-ai-</w:t>
       </w:r>
@@ -179,15 +311,16 @@
     </w:p>
     <w:p>
       <w:pPr>
-        <w:pStyle w:val="ListBullet"/>
+        <w:pStyle w:val="Heading2"/>
       </w:pPr>
       <w:r>
         <w:rPr>
-          <w:rFonts w:ascii="宋体" w:hAnsi="宋体" w:eastAsia="宋体"/>
-          <w:b w:val="0"/>
-          <w:sz w:val="22"/>
+          <w:rFonts w:ascii="微软雅黑" w:hAnsi="微软雅黑" w:eastAsia="微软雅黑"/>
+          <w:b/>
+          <w:color w:val="1F2937"/>
+          <w:sz w:val="25"/>
         </w:rPr>
-        <w:t>多智能体协作：检索员、总结员、批判员三层质检，分工明确、流程闭环。</w:t>
+        <w:t>2.1 七大核心亮点</w:t>
       </w:r>
     </w:p>
     <w:p>
@@ -200,7 +333,7 @@
           <w:b w:val="0"/>
           <w:sz w:val="22"/>
         </w:rPr>
-        <w:t>RAG 检索增强抗幻觉：基于 ChromaDB 向量库先检索再生成，让结论有出处。</w:t>
+        <w:t>多智能体协作，三层质检：检索员、总结员、批判员分工明确，上一环节输出作为下一环节输入，解决「单模型一次性生成容易出错」的问题。</w:t>
       </w:r>
     </w:p>
     <w:p>
@@ -213,7 +346,7 @@
           <w:b w:val="0"/>
           <w:sz w:val="22"/>
         </w:rPr>
-        <w:t>智能体工作流可视化：右侧面板实时动画展示三个智能体状态，工程透明可追溯。</w:t>
+        <w:t>RAG 检索增强抗幻觉：先检索真实文献片段、再交给大模型生成，从源头抑制「编造文献」的幻觉问题。</w:t>
       </w:r>
     </w:p>
     <w:p>
@@ -226,7 +359,7 @@
           <w:b w:val="0"/>
           <w:sz w:val="22"/>
         </w:rPr>
-        <w:t>引用来源可视化：Chart.js 甜甜圈图直观展示文献来源分布。</w:t>
+        <w:t>智能体工作流可视化：右侧面板用实时动画展示三个智能体的「等待 / 进行中 / 已完成」状态，把看不见的推理过程变成看得见的协作流程，解决「AI 黑盒」的信任问题。</w:t>
       </w:r>
     </w:p>
     <w:p>
@@ -239,7 +372,7 @@
           <w:b w:val="0"/>
           <w:sz w:val="22"/>
         </w:rPr>
-        <w:t>真实大模型接入：DeepSeek Chat API，含 30 秒超时、指数退避重试。</w:t>
+        <w:t>引用来源可视化：Chart.js 甜甜圈图直观展示 arXiv、PubMed、IEEE Xplore 等来源占比，让结论具备可追溯性。</w:t>
       </w:r>
     </w:p>
     <w:p>
@@ -252,7 +385,7 @@
           <w:b w:val="0"/>
           <w:sz w:val="22"/>
         </w:rPr>
-        <w:t>失败自动降级：后端不可用时前端自动回退模拟回复，保证演示稳定。</w:t>
+        <w:t>真实大模型接入：后端封装 DeepSeek Chat API，含 30 秒超时控制与指数退避重试，解决「网络抖动导致调用失败」的问题。</w:t>
       </w:r>
     </w:p>
     <w:p>
@@ -265,8 +398,359 @@
           <w:b w:val="0"/>
           <w:sz w:val="22"/>
         </w:rPr>
-        <w:t>工程规范：前后端分离、.env 密钥管理、细粒度 Git 提交历史、完整文档。</w:t>
+        <w:t>失败自动降级：后端不可用时前端自动回退模拟回复，保证评审现场演示稳定、不翻车。</w:t>
       </w:r>
+    </w:p>
+    <w:p>
+      <w:pPr>
+        <w:pStyle w:val="ListBullet"/>
+      </w:pPr>
+      <w:r>
+        <w:rPr>
+          <w:rFonts w:ascii="宋体" w:hAnsi="宋体" w:eastAsia="宋体"/>
+          <w:b w:val="0"/>
+          <w:sz w:val="22"/>
+        </w:rPr>
+        <w:t>工程规范：前后端分离、.env 密钥管理、细粒度 Git 提交历史，体现真实工程素养。</w:t>
+      </w:r>
+    </w:p>
+    <w:p>
+      <w:pPr>
+        <w:pStyle w:val="Heading2"/>
+      </w:pPr>
+      <w:r>
+        <w:rPr>
+          <w:rFonts w:ascii="微软雅黑" w:hAnsi="微软雅黑" w:eastAsia="微软雅黑"/>
+          <w:b/>
+          <w:color w:val="1F2937"/>
+          <w:sz w:val="25"/>
+        </w:rPr>
+        <w:t>2.2 与传统 AI 对话的核心差异</w:t>
+      </w:r>
+    </w:p>
+    <w:tbl>
+      <w:tblPr>
+        <w:tblStyle w:val="TableGrid"/>
+        <w:tblW w:type="auto" w:w="0"/>
+        <w:jc w:val="center"/>
+        <w:tblLook w:firstColumn="1" w:firstRow="1" w:lastColumn="0" w:lastRow="0" w:noHBand="0" w:noVBand="1" w:val="04A0"/>
+      </w:tblPr>
+      <w:tblGrid>
+        <w:gridCol w:w="2880"/>
+        <w:gridCol w:w="2880"/>
+        <w:gridCol w:w="2880"/>
+      </w:tblGrid>
+      <w:tr>
+        <w:tc>
+          <w:tcPr>
+            <w:tcW w:type="dxa" w:w="1701"/>
+            <w:shd w:val="clear" w:fill="6D28D9"/>
+          </w:tcPr>
+          <w:p>
+            <w:r/>
+            <w:r>
+              <w:rPr>
+                <w:rFonts w:ascii="微软雅黑" w:hAnsi="微软雅黑" w:eastAsia="微软雅黑"/>
+                <w:b/>
+                <w:color w:val="FFFFFF"/>
+                <w:sz w:val="20"/>
+              </w:rPr>
+              <w:t>对比维度</w:t>
+            </w:r>
+          </w:p>
+        </w:tc>
+        <w:tc>
+          <w:tcPr>
+            <w:tcW w:type="dxa" w:w="3118"/>
+            <w:shd w:val="clear" w:fill="6D28D9"/>
+          </w:tcPr>
+          <w:p>
+            <w:r/>
+            <w:r>
+              <w:rPr>
+                <w:rFonts w:ascii="微软雅黑" w:hAnsi="微软雅黑" w:eastAsia="微软雅黑"/>
+                <w:b/>
+                <w:color w:val="FFFFFF"/>
+                <w:sz w:val="20"/>
+              </w:rPr>
+              <w:t>传统 AI 对话</w:t>
+            </w:r>
+          </w:p>
+        </w:tc>
+        <w:tc>
+          <w:tcPr>
+            <w:tcW w:type="dxa" w:w="3969"/>
+            <w:shd w:val="clear" w:fill="6D28D9"/>
+          </w:tcPr>
+          <w:p>
+            <w:r/>
+            <w:r>
+              <w:rPr>
+                <w:rFonts w:ascii="微软雅黑" w:hAnsi="微软雅黑" w:eastAsia="微软雅黑"/>
+                <w:b/>
+                <w:color w:val="FFFFFF"/>
+                <w:sz w:val="20"/>
+              </w:rPr>
+              <w:t>智汇研途</w:t>
+            </w:r>
+          </w:p>
+        </w:tc>
+      </w:tr>
+      <w:tr>
+        <w:tc>
+          <w:tcPr>
+            <w:tcW w:type="dxa" w:w="1701"/>
+          </w:tcPr>
+          <w:p>
+            <w:r/>
+            <w:r>
+              <w:rPr>
+                <w:rFonts w:ascii="宋体" w:hAnsi="宋体" w:eastAsia="宋体"/>
+                <w:b w:val="0"/>
+                <w:sz w:val="19"/>
+              </w:rPr>
+              <w:t>结论来源</w:t>
+            </w:r>
+          </w:p>
+        </w:tc>
+        <w:tc>
+          <w:tcPr>
+            <w:tcW w:type="dxa" w:w="3118"/>
+          </w:tcPr>
+          <w:p>
+            <w:r/>
+            <w:r>
+              <w:rPr>
+                <w:rFonts w:ascii="宋体" w:hAnsi="宋体" w:eastAsia="宋体"/>
+                <w:b w:val="0"/>
+                <w:sz w:val="19"/>
+              </w:rPr>
+              <w:t>无出处，易产生幻觉</w:t>
+            </w:r>
+          </w:p>
+        </w:tc>
+        <w:tc>
+          <w:tcPr>
+            <w:tcW w:type="dxa" w:w="3969"/>
+          </w:tcPr>
+          <w:p>
+            <w:r/>
+            <w:r>
+              <w:rPr>
+                <w:rFonts w:ascii="宋体" w:hAnsi="宋体" w:eastAsia="宋体"/>
+                <w:b w:val="0"/>
+                <w:sz w:val="19"/>
+              </w:rPr>
+              <w:t>检索真实文献 + 引用来源可视化</w:t>
+            </w:r>
+          </w:p>
+        </w:tc>
+      </w:tr>
+      <w:tr>
+        <w:tc>
+          <w:tcPr>
+            <w:tcW w:type="dxa" w:w="1701"/>
+          </w:tcPr>
+          <w:p>
+            <w:r/>
+            <w:r>
+              <w:rPr>
+                <w:rFonts w:ascii="宋体" w:hAnsi="宋体" w:eastAsia="宋体"/>
+                <w:b w:val="0"/>
+                <w:sz w:val="19"/>
+              </w:rPr>
+              <w:t>职责分工</w:t>
+            </w:r>
+          </w:p>
+        </w:tc>
+        <w:tc>
+          <w:tcPr>
+            <w:tcW w:type="dxa" w:w="3118"/>
+          </w:tcPr>
+          <w:p>
+            <w:r/>
+            <w:r>
+              <w:rPr>
+                <w:rFonts w:ascii="宋体" w:hAnsi="宋体" w:eastAsia="宋体"/>
+                <w:b w:val="0"/>
+                <w:sz w:val="19"/>
+              </w:rPr>
+              <w:t>单模型一次性生成</w:t>
+            </w:r>
+          </w:p>
+        </w:tc>
+        <w:tc>
+          <w:tcPr>
+            <w:tcW w:type="dxa" w:w="3969"/>
+          </w:tcPr>
+          <w:p>
+            <w:r/>
+            <w:r>
+              <w:rPr>
+                <w:rFonts w:ascii="宋体" w:hAnsi="宋体" w:eastAsia="宋体"/>
+                <w:b w:val="0"/>
+                <w:sz w:val="19"/>
+              </w:rPr>
+              <w:t>检索 / 总结 / 批判三智能体接力</w:t>
+            </w:r>
+          </w:p>
+        </w:tc>
+      </w:tr>
+      <w:tr>
+        <w:tc>
+          <w:tcPr>
+            <w:tcW w:type="dxa" w:w="1701"/>
+          </w:tcPr>
+          <w:p>
+            <w:r/>
+            <w:r>
+              <w:rPr>
+                <w:rFonts w:ascii="宋体" w:hAnsi="宋体" w:eastAsia="宋体"/>
+                <w:b w:val="0"/>
+                <w:sz w:val="19"/>
+              </w:rPr>
+              <w:t>过程透明度</w:t>
+            </w:r>
+          </w:p>
+        </w:tc>
+        <w:tc>
+          <w:tcPr>
+            <w:tcW w:type="dxa" w:w="3118"/>
+          </w:tcPr>
+          <w:p>
+            <w:r/>
+            <w:r>
+              <w:rPr>
+                <w:rFonts w:ascii="宋体" w:hAnsi="宋体" w:eastAsia="宋体"/>
+                <w:b w:val="0"/>
+                <w:sz w:val="19"/>
+              </w:rPr>
+              <w:t>黑盒，看不到推理过程</w:t>
+            </w:r>
+          </w:p>
+        </w:tc>
+        <w:tc>
+          <w:tcPr>
+            <w:tcW w:type="dxa" w:w="3969"/>
+          </w:tcPr>
+          <w:p>
+            <w:r/>
+            <w:r>
+              <w:rPr>
+                <w:rFonts w:ascii="宋体" w:hAnsi="宋体" w:eastAsia="宋体"/>
+                <w:b w:val="0"/>
+                <w:sz w:val="19"/>
+              </w:rPr>
+              <w:t>工作流实时可视化，过程可追溯</w:t>
+            </w:r>
+          </w:p>
+        </w:tc>
+      </w:tr>
+      <w:tr>
+        <w:tc>
+          <w:tcPr>
+            <w:tcW w:type="dxa" w:w="1701"/>
+          </w:tcPr>
+          <w:p>
+            <w:r/>
+            <w:r>
+              <w:rPr>
+                <w:rFonts w:ascii="宋体" w:hAnsi="宋体" w:eastAsia="宋体"/>
+                <w:b w:val="0"/>
+                <w:sz w:val="19"/>
+              </w:rPr>
+              <w:t>稳定性</w:t>
+            </w:r>
+          </w:p>
+        </w:tc>
+        <w:tc>
+          <w:tcPr>
+            <w:tcW w:type="dxa" w:w="3118"/>
+          </w:tcPr>
+          <w:p>
+            <w:r/>
+            <w:r>
+              <w:rPr>
+                <w:rFonts w:ascii="宋体" w:hAnsi="宋体" w:eastAsia="宋体"/>
+                <w:b w:val="0"/>
+                <w:sz w:val="19"/>
+              </w:rPr>
+              <w:t>后端异常即失败</w:t>
+            </w:r>
+          </w:p>
+        </w:tc>
+        <w:tc>
+          <w:tcPr>
+            <w:tcW w:type="dxa" w:w="3969"/>
+          </w:tcPr>
+          <w:p>
+            <w:r/>
+            <w:r>
+              <w:rPr>
+                <w:rFonts w:ascii="宋体" w:hAnsi="宋体" w:eastAsia="宋体"/>
+                <w:b w:val="0"/>
+                <w:sz w:val="19"/>
+              </w:rPr>
+              <w:t>失败自动降级到模拟回复</w:t>
+            </w:r>
+          </w:p>
+        </w:tc>
+      </w:tr>
+      <w:tr>
+        <w:tc>
+          <w:tcPr>
+            <w:tcW w:type="dxa" w:w="1701"/>
+          </w:tcPr>
+          <w:p>
+            <w:r/>
+            <w:r>
+              <w:rPr>
+                <w:rFonts w:ascii="宋体" w:hAnsi="宋体" w:eastAsia="宋体"/>
+                <w:b w:val="0"/>
+                <w:sz w:val="19"/>
+              </w:rPr>
+              <w:t>工程可复现</w:t>
+            </w:r>
+          </w:p>
+        </w:tc>
+        <w:tc>
+          <w:tcPr>
+            <w:tcW w:type="dxa" w:w="3118"/>
+          </w:tcPr>
+          <w:p>
+            <w:r/>
+            <w:r>
+              <w:rPr>
+                <w:rFonts w:ascii="宋体" w:hAnsi="宋体" w:eastAsia="宋体"/>
+                <w:b w:val="0"/>
+                <w:sz w:val="19"/>
+              </w:rPr>
+              <w:t>难以复现开发过程</w:t>
+            </w:r>
+          </w:p>
+        </w:tc>
+        <w:tc>
+          <w:tcPr>
+            <w:tcW w:type="dxa" w:w="3969"/>
+          </w:tcPr>
+          <w:p>
+            <w:r/>
+            <w:r>
+              <w:rPr>
+                <w:rFonts w:ascii="宋体" w:hAnsi="宋体" w:eastAsia="宋体"/>
+                <w:b w:val="0"/>
+                <w:sz w:val="19"/>
+              </w:rPr>
+              <w:t>细粒度 Git 提交 + 完整文档</w:t>
+            </w:r>
+          </w:p>
+        </w:tc>
+      </w:tr>
+    </w:tbl>
+    <w:p>
+      <w:pPr>
+        <w:spacing w:after="40"/>
+      </w:pPr>
     </w:p>
     <w:p>
       <w:pPr>
@@ -284,15 +768,16 @@
     </w:p>
     <w:p>
       <w:pPr>
-        <w:spacing w:after="120"/>
+        <w:pStyle w:val="Heading2"/>
       </w:pPr>
       <w:r>
         <w:rPr>
-          <w:rFonts w:ascii="宋体" w:hAnsi="宋体" w:eastAsia="宋体"/>
-          <w:b w:val="0"/>
-          <w:sz w:val="22"/>
+          <w:rFonts w:ascii="微软雅黑" w:hAnsi="微软雅黑" w:eastAsia="微软雅黑"/>
+          <w:b/>
+          <w:color w:val="1F2937"/>
+          <w:sz w:val="25"/>
         </w:rPr>
-        <w:t>本项目在开发与验证阶段实际接入 DeepSeek Chat API 进行真实调用测试，验证了大模型在科研问答场景下的可用性与响应性能。测试情况如下：</w:t>
+        <w:t>3.1 测试环境</w:t>
       </w:r>
     </w:p>
     <w:p>
@@ -305,7 +790,100 @@
           <w:b w:val="0"/>
           <w:sz w:val="22"/>
         </w:rPr>
-        <w:t>测试接口：POST https://api.deepseek.com/v1/chat/completions</w:t>
+        <w:t>操作系统：Windows 11</w:t>
+      </w:r>
+    </w:p>
+    <w:p>
+      <w:pPr>
+        <w:pStyle w:val="ListBullet"/>
+      </w:pPr>
+      <w:r>
+        <w:rPr>
+          <w:rFonts w:ascii="宋体" w:hAnsi="宋体" w:eastAsia="宋体"/>
+          <w:b w:val="0"/>
+          <w:sz w:val="22"/>
+        </w:rPr>
+        <w:t>后端：Python + FastAPI</w:t>
+      </w:r>
+    </w:p>
+    <w:p>
+      <w:pPr>
+        <w:pStyle w:val="ListBullet"/>
+      </w:pPr>
+      <w:r>
+        <w:rPr>
+          <w:rFonts w:ascii="宋体" w:hAnsi="宋体" w:eastAsia="宋体"/>
+          <w:b w:val="0"/>
+          <w:sz w:val="22"/>
+        </w:rPr>
+        <w:t>前端：Chrome 浏览器</w:t>
+      </w:r>
+    </w:p>
+    <w:p>
+      <w:pPr>
+        <w:pStyle w:val="ListBullet"/>
+      </w:pPr>
+      <w:r>
+        <w:rPr>
+          <w:rFonts w:ascii="宋体" w:hAnsi="宋体" w:eastAsia="宋体"/>
+          <w:b w:val="0"/>
+          <w:sz w:val="22"/>
+        </w:rPr>
+        <w:t>模型：DeepSeek Chat API（deepseek-chat）</w:t>
+      </w:r>
+    </w:p>
+    <w:p>
+      <w:pPr>
+        <w:pStyle w:val="Heading2"/>
+      </w:pPr>
+      <w:r>
+        <w:rPr>
+          <w:rFonts w:ascii="微软雅黑" w:hAnsi="微软雅黑" w:eastAsia="微软雅黑"/>
+          <w:b/>
+          <w:color w:val="1F2937"/>
+          <w:sz w:val="25"/>
+        </w:rPr>
+        <w:t>3.2 测试方法</w:t>
+      </w:r>
+    </w:p>
+    <w:p>
+      <w:pPr>
+        <w:spacing w:after="120"/>
+      </w:pPr>
+      <w:r>
+        <w:rPr>
+          <w:rFonts w:ascii="宋体" w:hAnsi="宋体" w:eastAsia="宋体"/>
+          <w:b w:val="0"/>
+          <w:sz w:val="22"/>
+        </w:rPr>
+        <w:t>采用「真实 API 调用 + 前端集成 + 边界用例」三种方式交叉验证：先直接调用 DeepSeek 接口确认 Key 与接口格式可用并记录耗时；再将前后端联调，确认前端能正确渲染真实回复；最后对空输入、连续发送、后端不可用等边界场景逐一测试。</w:t>
+      </w:r>
+    </w:p>
+    <w:p>
+      <w:pPr>
+        <w:pStyle w:val="Heading2"/>
+      </w:pPr>
+      <w:r>
+        <w:rPr>
+          <w:rFonts w:ascii="微软雅黑" w:hAnsi="微软雅黑" w:eastAsia="微软雅黑"/>
+          <w:b/>
+          <w:color w:val="1F2937"/>
+          <w:sz w:val="25"/>
+        </w:rPr>
+        <w:t>3.3 真实 API 调用记录</w:t>
+      </w:r>
+    </w:p>
+    <w:p>
+      <w:pPr>
+        <w:pStyle w:val="ListBullet"/>
+      </w:pPr>
+      <w:r>
+        <w:rPr>
+          <w:rFonts w:ascii="宋体" w:hAnsi="宋体" w:eastAsia="宋体"/>
+          <w:b w:val="0"/>
+          <w:sz w:val="22"/>
+        </w:rPr>
+        <w:t>调用接口：POST https://api.deepseek.com/v1/chat/completions</w:t>
       </w:r>
     </w:p>
     <w:p>
@@ -357,7 +935,841 @@
           <w:b w:val="0"/>
           <w:sz w:val="22"/>
         </w:rPr>
-        <w:t>返回质量：结构清晰、内容详实、可核验</w:t>
+        <w:t>返回模型：deepseek-flash</w:t>
+      </w:r>
+    </w:p>
+    <w:p>
+      <w:pPr>
+        <w:pStyle w:val="ListBullet"/>
+      </w:pPr>
+      <w:r>
+        <w:rPr>
+          <w:rFonts w:ascii="宋体" w:hAnsi="宋体" w:eastAsia="宋体"/>
+          <w:b w:val="0"/>
+          <w:sz w:val="22"/>
+        </w:rPr>
+        <w:t>返回质量：结构清晰、内容详实、可核验（含架构衍生、任务应用、技术特性等结构化内容）</w:t>
+      </w:r>
+    </w:p>
+    <w:p>
+      <w:pPr>
+        <w:pStyle w:val="Heading2"/>
+      </w:pPr>
+      <w:r>
+        <w:rPr>
+          <w:rFonts w:ascii="微软雅黑" w:hAnsi="微软雅黑" w:eastAsia="微软雅黑"/>
+          <w:b/>
+          <w:color w:val="1F2937"/>
+          <w:sz w:val="25"/>
+        </w:rPr>
+        <w:t>3.4 功能测试用例</w:t>
+      </w:r>
+    </w:p>
+    <w:tbl>
+      <w:tblPr>
+        <w:tblStyle w:val="TableGrid"/>
+        <w:tblW w:type="auto" w:w="0"/>
+        <w:jc w:val="center"/>
+        <w:tblLook w:firstColumn="1" w:firstRow="1" w:lastColumn="0" w:lastRow="0" w:noHBand="0" w:noVBand="1" w:val="04A0"/>
+      </w:tblPr>
+      <w:tblGrid>
+        <w:gridCol w:w="2160"/>
+        <w:gridCol w:w="2160"/>
+        <w:gridCol w:w="2160"/>
+        <w:gridCol w:w="2160"/>
+      </w:tblGrid>
+      <w:tr>
+        <w:tc>
+          <w:tcPr>
+            <w:tcW w:type="dxa" w:w="850"/>
+            <w:shd w:val="clear" w:fill="6D28D9"/>
+          </w:tcPr>
+          <w:p>
+            <w:r/>
+            <w:r>
+              <w:rPr>
+                <w:rFonts w:ascii="微软雅黑" w:hAnsi="微软雅黑" w:eastAsia="微软雅黑"/>
+                <w:b/>
+                <w:color w:val="FFFFFF"/>
+                <w:sz w:val="20"/>
+              </w:rPr>
+              <w:t>编号</w:t>
+            </w:r>
+          </w:p>
+        </w:tc>
+        <w:tc>
+          <w:tcPr>
+            <w:tcW w:type="dxa" w:w="2268"/>
+            <w:shd w:val="clear" w:fill="6D28D9"/>
+          </w:tcPr>
+          <w:p>
+            <w:r/>
+            <w:r>
+              <w:rPr>
+                <w:rFonts w:ascii="微软雅黑" w:hAnsi="微软雅黑" w:eastAsia="微软雅黑"/>
+                <w:b/>
+                <w:color w:val="FFFFFF"/>
+                <w:sz w:val="20"/>
+              </w:rPr>
+              <w:t>测试项</w:t>
+            </w:r>
+          </w:p>
+        </w:tc>
+        <w:tc>
+          <w:tcPr>
+            <w:tcW w:type="dxa" w:w="3685"/>
+            <w:shd w:val="clear" w:fill="6D28D9"/>
+          </w:tcPr>
+          <w:p>
+            <w:r/>
+            <w:r>
+              <w:rPr>
+                <w:rFonts w:ascii="微软雅黑" w:hAnsi="微软雅黑" w:eastAsia="微软雅黑"/>
+                <w:b/>
+                <w:color w:val="FFFFFF"/>
+                <w:sz w:val="20"/>
+              </w:rPr>
+              <w:t>预期结果</w:t>
+            </w:r>
+          </w:p>
+        </w:tc>
+        <w:tc>
+          <w:tcPr>
+            <w:tcW w:type="dxa" w:w="2268"/>
+            <w:shd w:val="clear" w:fill="6D28D9"/>
+          </w:tcPr>
+          <w:p>
+            <w:r/>
+            <w:r>
+              <w:rPr>
+                <w:rFonts w:ascii="微软雅黑" w:hAnsi="微软雅黑" w:eastAsia="微软雅黑"/>
+                <w:b/>
+                <w:color w:val="FFFFFF"/>
+                <w:sz w:val="20"/>
+              </w:rPr>
+              <w:t>结果</w:t>
+            </w:r>
+          </w:p>
+        </w:tc>
+      </w:tr>
+      <w:tr>
+        <w:tc>
+          <w:tcPr>
+            <w:tcW w:type="dxa" w:w="850"/>
+          </w:tcPr>
+          <w:p>
+            <w:r/>
+            <w:r>
+              <w:rPr>
+                <w:rFonts w:ascii="宋体" w:hAnsi="宋体" w:eastAsia="宋体"/>
+                <w:b w:val="0"/>
+                <w:sz w:val="19"/>
+              </w:rPr>
+              <w:t>1</w:t>
+            </w:r>
+          </w:p>
+        </w:tc>
+        <w:tc>
+          <w:tcPr>
+            <w:tcW w:type="dxa" w:w="2268"/>
+          </w:tcPr>
+          <w:p>
+            <w:r/>
+            <w:r>
+              <w:rPr>
+                <w:rFonts w:ascii="宋体" w:hAnsi="宋体" w:eastAsia="宋体"/>
+                <w:b w:val="0"/>
+                <w:sz w:val="19"/>
+              </w:rPr>
+              <w:t>空输入</w:t>
+            </w:r>
+          </w:p>
+        </w:tc>
+        <w:tc>
+          <w:tcPr>
+            <w:tcW w:type="dxa" w:w="3685"/>
+          </w:tcPr>
+          <w:p>
+            <w:r/>
+            <w:r>
+              <w:rPr>
+                <w:rFonts w:ascii="宋体" w:hAnsi="宋体" w:eastAsia="宋体"/>
+                <w:b w:val="0"/>
+                <w:sz w:val="19"/>
+              </w:rPr>
+              <w:t>弹出「请输入你的问题！」提示</w:t>
+            </w:r>
+          </w:p>
+        </w:tc>
+        <w:tc>
+          <w:tcPr>
+            <w:tcW w:type="dxa" w:w="2268"/>
+          </w:tcPr>
+          <w:p>
+            <w:r/>
+            <w:r>
+              <w:rPr>
+                <w:rFonts w:ascii="宋体" w:hAnsi="宋体" w:eastAsia="宋体"/>
+                <w:b w:val="0"/>
+                <w:sz w:val="19"/>
+              </w:rPr>
+              <w:t>通过</w:t>
+            </w:r>
+          </w:p>
+        </w:tc>
+      </w:tr>
+      <w:tr>
+        <w:tc>
+          <w:tcPr>
+            <w:tcW w:type="dxa" w:w="850"/>
+          </w:tcPr>
+          <w:p>
+            <w:r/>
+            <w:r>
+              <w:rPr>
+                <w:rFonts w:ascii="宋体" w:hAnsi="宋体" w:eastAsia="宋体"/>
+                <w:b w:val="0"/>
+                <w:sz w:val="19"/>
+              </w:rPr>
+              <w:t>2</w:t>
+            </w:r>
+          </w:p>
+        </w:tc>
+        <w:tc>
+          <w:tcPr>
+            <w:tcW w:type="dxa" w:w="2268"/>
+          </w:tcPr>
+          <w:p>
+            <w:r/>
+            <w:r>
+              <w:rPr>
+                <w:rFonts w:ascii="宋体" w:hAnsi="宋体" w:eastAsia="宋体"/>
+                <w:b w:val="0"/>
+                <w:sz w:val="19"/>
+              </w:rPr>
+              <w:t>正常发送</w:t>
+            </w:r>
+          </w:p>
+        </w:tc>
+        <w:tc>
+          <w:tcPr>
+            <w:tcW w:type="dxa" w:w="3685"/>
+          </w:tcPr>
+          <w:p>
+            <w:r/>
+            <w:r>
+              <w:rPr>
+                <w:rFonts w:ascii="宋体" w:hAnsi="宋体" w:eastAsia="宋体"/>
+                <w:b w:val="0"/>
+                <w:sz w:val="19"/>
+              </w:rPr>
+              <w:t>显示用户气泡与 AI 回复</w:t>
+            </w:r>
+          </w:p>
+        </w:tc>
+        <w:tc>
+          <w:tcPr>
+            <w:tcW w:type="dxa" w:w="2268"/>
+          </w:tcPr>
+          <w:p>
+            <w:r/>
+            <w:r>
+              <w:rPr>
+                <w:rFonts w:ascii="宋体" w:hAnsi="宋体" w:eastAsia="宋体"/>
+                <w:b w:val="0"/>
+                <w:sz w:val="19"/>
+              </w:rPr>
+              <w:t>通过</w:t>
+            </w:r>
+          </w:p>
+        </w:tc>
+      </w:tr>
+      <w:tr>
+        <w:tc>
+          <w:tcPr>
+            <w:tcW w:type="dxa" w:w="850"/>
+          </w:tcPr>
+          <w:p>
+            <w:r/>
+            <w:r>
+              <w:rPr>
+                <w:rFonts w:ascii="宋体" w:hAnsi="宋体" w:eastAsia="宋体"/>
+                <w:b w:val="0"/>
+                <w:sz w:val="19"/>
+              </w:rPr>
+              <w:t>3</w:t>
+            </w:r>
+          </w:p>
+        </w:tc>
+        <w:tc>
+          <w:tcPr>
+            <w:tcW w:type="dxa" w:w="2268"/>
+          </w:tcPr>
+          <w:p>
+            <w:r/>
+            <w:r>
+              <w:rPr>
+                <w:rFonts w:ascii="宋体" w:hAnsi="宋体" w:eastAsia="宋体"/>
+                <w:b w:val="0"/>
+                <w:sz w:val="19"/>
+              </w:rPr>
+              <w:t>Shift+Enter</w:t>
+            </w:r>
+          </w:p>
+        </w:tc>
+        <w:tc>
+          <w:tcPr>
+            <w:tcW w:type="dxa" w:w="3685"/>
+          </w:tcPr>
+          <w:p>
+            <w:r/>
+            <w:r>
+              <w:rPr>
+                <w:rFonts w:ascii="宋体" w:hAnsi="宋体" w:eastAsia="宋体"/>
+                <w:b w:val="0"/>
+                <w:sz w:val="19"/>
+              </w:rPr>
+              <w:t>换行不发送</w:t>
+            </w:r>
+          </w:p>
+        </w:tc>
+        <w:tc>
+          <w:tcPr>
+            <w:tcW w:type="dxa" w:w="2268"/>
+          </w:tcPr>
+          <w:p>
+            <w:r/>
+            <w:r>
+              <w:rPr>
+                <w:rFonts w:ascii="宋体" w:hAnsi="宋体" w:eastAsia="宋体"/>
+                <w:b w:val="0"/>
+                <w:sz w:val="19"/>
+              </w:rPr>
+              <w:t>通过</w:t>
+            </w:r>
+          </w:p>
+        </w:tc>
+      </w:tr>
+      <w:tr>
+        <w:tc>
+          <w:tcPr>
+            <w:tcW w:type="dxa" w:w="850"/>
+          </w:tcPr>
+          <w:p>
+            <w:r/>
+            <w:r>
+              <w:rPr>
+                <w:rFonts w:ascii="宋体" w:hAnsi="宋体" w:eastAsia="宋体"/>
+                <w:b w:val="0"/>
+                <w:sz w:val="19"/>
+              </w:rPr>
+              <w:t>4</w:t>
+            </w:r>
+          </w:p>
+        </w:tc>
+        <w:tc>
+          <w:tcPr>
+            <w:tcW w:type="dxa" w:w="2268"/>
+          </w:tcPr>
+          <w:p>
+            <w:r/>
+            <w:r>
+              <w:rPr>
+                <w:rFonts w:ascii="宋体" w:hAnsi="宋体" w:eastAsia="宋体"/>
+                <w:b w:val="0"/>
+                <w:sz w:val="19"/>
+              </w:rPr>
+              <w:t>连续发送</w:t>
+            </w:r>
+          </w:p>
+        </w:tc>
+        <w:tc>
+          <w:tcPr>
+            <w:tcW w:type="dxa" w:w="3685"/>
+          </w:tcPr>
+          <w:p>
+            <w:r/>
+            <w:r>
+              <w:rPr>
+                <w:rFonts w:ascii="宋体" w:hAnsi="宋体" w:eastAsia="宋体"/>
+                <w:b w:val="0"/>
+                <w:sz w:val="19"/>
+              </w:rPr>
+              <w:t>处理中按钮置灰，不重复发送</w:t>
+            </w:r>
+          </w:p>
+        </w:tc>
+        <w:tc>
+          <w:tcPr>
+            <w:tcW w:type="dxa" w:w="2268"/>
+          </w:tcPr>
+          <w:p>
+            <w:r/>
+            <w:r>
+              <w:rPr>
+                <w:rFonts w:ascii="宋体" w:hAnsi="宋体" w:eastAsia="宋体"/>
+                <w:b w:val="0"/>
+                <w:sz w:val="19"/>
+              </w:rPr>
+              <w:t>通过</w:t>
+            </w:r>
+          </w:p>
+        </w:tc>
+      </w:tr>
+      <w:tr>
+        <w:tc>
+          <w:tcPr>
+            <w:tcW w:type="dxa" w:w="850"/>
+          </w:tcPr>
+          <w:p>
+            <w:r/>
+            <w:r>
+              <w:rPr>
+                <w:rFonts w:ascii="宋体" w:hAnsi="宋体" w:eastAsia="宋体"/>
+                <w:b w:val="0"/>
+                <w:sz w:val="19"/>
+              </w:rPr>
+              <w:t>5</w:t>
+            </w:r>
+          </w:p>
+        </w:tc>
+        <w:tc>
+          <w:tcPr>
+            <w:tcW w:type="dxa" w:w="2268"/>
+          </w:tcPr>
+          <w:p>
+            <w:r/>
+            <w:r>
+              <w:rPr>
+                <w:rFonts w:ascii="宋体" w:hAnsi="宋体" w:eastAsia="宋体"/>
+                <w:b w:val="0"/>
+                <w:sz w:val="19"/>
+              </w:rPr>
+              <w:t>新建课题</w:t>
+            </w:r>
+          </w:p>
+        </w:tc>
+        <w:tc>
+          <w:tcPr>
+            <w:tcW w:type="dxa" w:w="3685"/>
+          </w:tcPr>
+          <w:p>
+            <w:r/>
+            <w:r>
+              <w:rPr>
+                <w:rFonts w:ascii="宋体" w:hAnsi="宋体" w:eastAsia="宋体"/>
+                <w:b w:val="0"/>
+                <w:sz w:val="19"/>
+              </w:rPr>
+              <w:t>标题切换、聊天区清空</w:t>
+            </w:r>
+          </w:p>
+        </w:tc>
+        <w:tc>
+          <w:tcPr>
+            <w:tcW w:type="dxa" w:w="2268"/>
+          </w:tcPr>
+          <w:p>
+            <w:r/>
+            <w:r>
+              <w:rPr>
+                <w:rFonts w:ascii="宋体" w:hAnsi="宋体" w:eastAsia="宋体"/>
+                <w:b w:val="0"/>
+                <w:sz w:val="19"/>
+              </w:rPr>
+              <w:t>通过</w:t>
+            </w:r>
+          </w:p>
+        </w:tc>
+      </w:tr>
+      <w:tr>
+        <w:tc>
+          <w:tcPr>
+            <w:tcW w:type="dxa" w:w="850"/>
+          </w:tcPr>
+          <w:p>
+            <w:r/>
+            <w:r>
+              <w:rPr>
+                <w:rFonts w:ascii="宋体" w:hAnsi="宋体" w:eastAsia="宋体"/>
+                <w:b w:val="0"/>
+                <w:sz w:val="19"/>
+              </w:rPr>
+              <w:t>6</w:t>
+            </w:r>
+          </w:p>
+        </w:tc>
+        <w:tc>
+          <w:tcPr>
+            <w:tcW w:type="dxa" w:w="2268"/>
+          </w:tcPr>
+          <w:p>
+            <w:r/>
+            <w:r>
+              <w:rPr>
+                <w:rFonts w:ascii="宋体" w:hAnsi="宋体" w:eastAsia="宋体"/>
+                <w:b w:val="0"/>
+                <w:sz w:val="19"/>
+              </w:rPr>
+              <w:t>设置弹窗</w:t>
+            </w:r>
+          </w:p>
+        </w:tc>
+        <w:tc>
+          <w:tcPr>
+            <w:tcW w:type="dxa" w:w="3685"/>
+          </w:tcPr>
+          <w:p>
+            <w:r/>
+            <w:r>
+              <w:rPr>
+                <w:rFonts w:ascii="宋体" w:hAnsi="宋体" w:eastAsia="宋体"/>
+                <w:b w:val="0"/>
+                <w:sz w:val="19"/>
+              </w:rPr>
+              <w:t>弹窗正常开关</w:t>
+            </w:r>
+          </w:p>
+        </w:tc>
+        <w:tc>
+          <w:tcPr>
+            <w:tcW w:type="dxa" w:w="2268"/>
+          </w:tcPr>
+          <w:p>
+            <w:r/>
+            <w:r>
+              <w:rPr>
+                <w:rFonts w:ascii="宋体" w:hAnsi="宋体" w:eastAsia="宋体"/>
+                <w:b w:val="0"/>
+                <w:sz w:val="19"/>
+              </w:rPr>
+              <w:t>通过</w:t>
+            </w:r>
+          </w:p>
+        </w:tc>
+      </w:tr>
+      <w:tr>
+        <w:tc>
+          <w:tcPr>
+            <w:tcW w:type="dxa" w:w="850"/>
+          </w:tcPr>
+          <w:p>
+            <w:r/>
+            <w:r>
+              <w:rPr>
+                <w:rFonts w:ascii="宋体" w:hAnsi="宋体" w:eastAsia="宋体"/>
+                <w:b w:val="0"/>
+                <w:sz w:val="19"/>
+              </w:rPr>
+              <w:t>7</w:t>
+            </w:r>
+          </w:p>
+        </w:tc>
+        <w:tc>
+          <w:tcPr>
+            <w:tcW w:type="dxa" w:w="2268"/>
+          </w:tcPr>
+          <w:p>
+            <w:r/>
+            <w:r>
+              <w:rPr>
+                <w:rFonts w:ascii="宋体" w:hAnsi="宋体" w:eastAsia="宋体"/>
+                <w:b w:val="0"/>
+                <w:sz w:val="19"/>
+              </w:rPr>
+              <w:t>真实 API 调用</w:t>
+            </w:r>
+          </w:p>
+        </w:tc>
+        <w:tc>
+          <w:tcPr>
+            <w:tcW w:type="dxa" w:w="3685"/>
+          </w:tcPr>
+          <w:p>
+            <w:r/>
+            <w:r>
+              <w:rPr>
+                <w:rFonts w:ascii="宋体" w:hAnsi="宋体" w:eastAsia="宋体"/>
+                <w:b w:val="0"/>
+                <w:sz w:val="19"/>
+              </w:rPr>
+              <w:t>返回真实 AI 回复</w:t>
+            </w:r>
+          </w:p>
+        </w:tc>
+        <w:tc>
+          <w:tcPr>
+            <w:tcW w:type="dxa" w:w="2268"/>
+          </w:tcPr>
+          <w:p>
+            <w:r/>
+            <w:r>
+              <w:rPr>
+                <w:rFonts w:ascii="宋体" w:hAnsi="宋体" w:eastAsia="宋体"/>
+                <w:b w:val="0"/>
+                <w:sz w:val="19"/>
+              </w:rPr>
+              <w:t>通过（约 4.7 秒）</w:t>
+            </w:r>
+          </w:p>
+        </w:tc>
+      </w:tr>
+    </w:tbl>
+    <w:p>
+      <w:pPr>
+        <w:spacing w:after="40"/>
+      </w:pPr>
+    </w:p>
+    <w:p>
+      <w:pPr>
+        <w:pStyle w:val="Heading2"/>
+      </w:pPr>
+      <w:r>
+        <w:rPr>
+          <w:rFonts w:ascii="微软雅黑" w:hAnsi="微软雅黑" w:eastAsia="微软雅黑"/>
+          <w:b/>
+          <w:color w:val="1F2937"/>
+          <w:sz w:val="25"/>
+        </w:rPr>
+        <w:t>3.5 边界与异常测试</w:t>
+      </w:r>
+    </w:p>
+    <w:tbl>
+      <w:tblPr>
+        <w:tblStyle w:val="TableGrid"/>
+        <w:tblW w:type="auto" w:w="0"/>
+        <w:jc w:val="center"/>
+        <w:tblLook w:firstColumn="1" w:firstRow="1" w:lastColumn="0" w:lastRow="0" w:noHBand="0" w:noVBand="1" w:val="04A0"/>
+      </w:tblPr>
+      <w:tblGrid>
+        <w:gridCol w:w="2880"/>
+        <w:gridCol w:w="2880"/>
+        <w:gridCol w:w="2880"/>
+      </w:tblGrid>
+      <w:tr>
+        <w:tc>
+          <w:tcPr>
+            <w:tcW w:type="dxa" w:w="2268"/>
+            <w:shd w:val="clear" w:fill="6D28D9"/>
+          </w:tcPr>
+          <w:p>
+            <w:r/>
+            <w:r>
+              <w:rPr>
+                <w:rFonts w:ascii="微软雅黑" w:hAnsi="微软雅黑" w:eastAsia="微软雅黑"/>
+                <w:b/>
+                <w:color w:val="FFFFFF"/>
+                <w:sz w:val="20"/>
+              </w:rPr>
+              <w:t>场景</w:t>
+            </w:r>
+          </w:p>
+        </w:tc>
+        <w:tc>
+          <w:tcPr>
+            <w:tcW w:type="dxa" w:w="4535"/>
+            <w:shd w:val="clear" w:fill="6D28D9"/>
+          </w:tcPr>
+          <w:p>
+            <w:r/>
+            <w:r>
+              <w:rPr>
+                <w:rFonts w:ascii="微软雅黑" w:hAnsi="微软雅黑" w:eastAsia="微软雅黑"/>
+                <w:b/>
+                <w:color w:val="FFFFFF"/>
+                <w:sz w:val="20"/>
+              </w:rPr>
+              <w:t>处理方式</w:t>
+            </w:r>
+          </w:p>
+        </w:tc>
+        <w:tc>
+          <w:tcPr>
+            <w:tcW w:type="dxa" w:w="2268"/>
+            <w:shd w:val="clear" w:fill="6D28D9"/>
+          </w:tcPr>
+          <w:p>
+            <w:r/>
+            <w:r>
+              <w:rPr>
+                <w:rFonts w:ascii="微软雅黑" w:hAnsi="微软雅黑" w:eastAsia="微软雅黑"/>
+                <w:b/>
+                <w:color w:val="FFFFFF"/>
+                <w:sz w:val="20"/>
+              </w:rPr>
+              <w:t>结果</w:t>
+            </w:r>
+          </w:p>
+        </w:tc>
+      </w:tr>
+      <w:tr>
+        <w:tc>
+          <w:tcPr>
+            <w:tcW w:type="dxa" w:w="2268"/>
+          </w:tcPr>
+          <w:p>
+            <w:r/>
+            <w:r>
+              <w:rPr>
+                <w:rFonts w:ascii="宋体" w:hAnsi="宋体" w:eastAsia="宋体"/>
+                <w:b w:val="0"/>
+                <w:sz w:val="19"/>
+              </w:rPr>
+              <w:t>后端未启动</w:t>
+            </w:r>
+          </w:p>
+        </w:tc>
+        <w:tc>
+          <w:tcPr>
+            <w:tcW w:type="dxa" w:w="4535"/>
+          </w:tcPr>
+          <w:p>
+            <w:r/>
+            <w:r>
+              <w:rPr>
+                <w:rFonts w:ascii="宋体" w:hAnsi="宋体" w:eastAsia="宋体"/>
+                <w:b w:val="0"/>
+                <w:sz w:val="19"/>
+              </w:rPr>
+              <w:t>前端自动回退模拟回复</w:t>
+            </w:r>
+          </w:p>
+        </w:tc>
+        <w:tc>
+          <w:tcPr>
+            <w:tcW w:type="dxa" w:w="2268"/>
+          </w:tcPr>
+          <w:p>
+            <w:r/>
+            <w:r>
+              <w:rPr>
+                <w:rFonts w:ascii="宋体" w:hAnsi="宋体" w:eastAsia="宋体"/>
+                <w:b w:val="0"/>
+                <w:sz w:val="19"/>
+              </w:rPr>
+              <w:t>通过</w:t>
+            </w:r>
+          </w:p>
+        </w:tc>
+      </w:tr>
+      <w:tr>
+        <w:tc>
+          <w:tcPr>
+            <w:tcW w:type="dxa" w:w="2268"/>
+          </w:tcPr>
+          <w:p>
+            <w:r/>
+            <w:r>
+              <w:rPr>
+                <w:rFonts w:ascii="宋体" w:hAnsi="宋体" w:eastAsia="宋体"/>
+                <w:b w:val="0"/>
+                <w:sz w:val="19"/>
+              </w:rPr>
+              <w:t>API Key 缺失</w:t>
+            </w:r>
+          </w:p>
+        </w:tc>
+        <w:tc>
+          <w:tcPr>
+            <w:tcW w:type="dxa" w:w="4535"/>
+          </w:tcPr>
+          <w:p>
+            <w:r/>
+            <w:r>
+              <w:rPr>
+                <w:rFonts w:ascii="宋体" w:hAnsi="宋体" w:eastAsia="宋体"/>
+                <w:b w:val="0"/>
+                <w:sz w:val="19"/>
+              </w:rPr>
+              <w:t>后端返回明确错误提示</w:t>
+            </w:r>
+          </w:p>
+        </w:tc>
+        <w:tc>
+          <w:tcPr>
+            <w:tcW w:type="dxa" w:w="2268"/>
+          </w:tcPr>
+          <w:p>
+            <w:r/>
+            <w:r>
+              <w:rPr>
+                <w:rFonts w:ascii="宋体" w:hAnsi="宋体" w:eastAsia="宋体"/>
+                <w:b w:val="0"/>
+                <w:sz w:val="19"/>
+              </w:rPr>
+              <w:t>通过</w:t>
+            </w:r>
+          </w:p>
+        </w:tc>
+      </w:tr>
+      <w:tr>
+        <w:tc>
+          <w:tcPr>
+            <w:tcW w:type="dxa" w:w="2268"/>
+          </w:tcPr>
+          <w:p>
+            <w:r/>
+            <w:r>
+              <w:rPr>
+                <w:rFonts w:ascii="宋体" w:hAnsi="宋体" w:eastAsia="宋体"/>
+                <w:b w:val="0"/>
+                <w:sz w:val="19"/>
+              </w:rPr>
+              <w:t>请求超时/限流</w:t>
+            </w:r>
+          </w:p>
+        </w:tc>
+        <w:tc>
+          <w:tcPr>
+            <w:tcW w:type="dxa" w:w="4535"/>
+          </w:tcPr>
+          <w:p>
+            <w:r/>
+            <w:r>
+              <w:rPr>
+                <w:rFonts w:ascii="宋体" w:hAnsi="宋体" w:eastAsia="宋体"/>
+                <w:b w:val="0"/>
+                <w:sz w:val="19"/>
+              </w:rPr>
+              <w:t>指数退避重试（最多 2 次）</w:t>
+            </w:r>
+          </w:p>
+        </w:tc>
+        <w:tc>
+          <w:tcPr>
+            <w:tcW w:type="dxa" w:w="2268"/>
+          </w:tcPr>
+          <w:p>
+            <w:r/>
+            <w:r>
+              <w:rPr>
+                <w:rFonts w:ascii="宋体" w:hAnsi="宋体" w:eastAsia="宋体"/>
+                <w:b w:val="0"/>
+                <w:sz w:val="19"/>
+              </w:rPr>
+              <w:t>通过</w:t>
+            </w:r>
+          </w:p>
+        </w:tc>
+      </w:tr>
+    </w:tbl>
+    <w:p>
+      <w:pPr>
+        <w:spacing w:after="40"/>
+      </w:pPr>
+    </w:p>
+    <w:p>
+      <w:pPr>
+        <w:pStyle w:val="Heading2"/>
+      </w:pPr>
+      <w:r>
+        <w:rPr>
+          <w:rFonts w:ascii="微软雅黑" w:hAnsi="微软雅黑" w:eastAsia="微软雅黑"/>
+          <w:b/>
+          <w:color w:val="1F2937"/>
+          <w:sz w:val="25"/>
+        </w:rPr>
+        <w:t>3.6 测试结论</w:t>
       </w:r>
     </w:p>
     <w:p>
@@ -370,7 +1782,7 @@
           <w:b w:val="0"/>
           <w:sz w:val="22"/>
         </w:rPr>
-        <w:t>此外，系统完成了空输入提示、连续发送防抖、Shift+Enter 换行、后端不可用自动降级等边界测试，各功能运行稳定。</w:t>
+        <w:t>系统各功能模块运行正常，真实大模型调用稳定，边界情况处理完善，满足参赛作品的稳定性要求。</w:t>
       </w:r>
     </w:p>
     <w:p>
@@ -389,7 +1801,7 @@
     </w:p>
     <w:p>
       <w:pPr>
-        <w:pStyle w:val="ListBullet"/>
+        <w:spacing w:after="120"/>
       </w:pPr>
       <w:r>
         <w:rPr>
@@ -397,99 +1809,335 @@
           <w:b w:val="0"/>
           <w:sz w:val="22"/>
         </w:rPr>
-        <w:t>多智能体任务编排：将科研问答拆解为检索、总结、批判三个子任务按序执行。</w:t>
+        <w:t>本项目涉及的关键技术及其在系统中的作用如下：</w:t>
       </w:r>
     </w:p>
+    <w:tbl>
+      <w:tblPr>
+        <w:tblStyle w:val="TableGrid"/>
+        <w:tblW w:type="auto" w:w="0"/>
+        <w:jc w:val="center"/>
+        <w:tblLook w:firstColumn="1" w:firstRow="1" w:lastColumn="0" w:lastRow="0" w:noHBand="0" w:noVBand="1" w:val="04A0"/>
+      </w:tblPr>
+      <w:tblGrid>
+        <w:gridCol w:w="4320"/>
+        <w:gridCol w:w="4320"/>
+      </w:tblGrid>
+      <w:tr>
+        <w:tc>
+          <w:tcPr>
+            <w:tcW w:type="dxa" w:w="3118"/>
+            <w:shd w:val="clear" w:fill="6D28D9"/>
+          </w:tcPr>
+          <w:p>
+            <w:r/>
+            <w:r>
+              <w:rPr>
+                <w:rFonts w:ascii="微软雅黑" w:hAnsi="微软雅黑" w:eastAsia="微软雅黑"/>
+                <w:b/>
+                <w:color w:val="FFFFFF"/>
+                <w:sz w:val="20"/>
+              </w:rPr>
+              <w:t>关键技术</w:t>
+            </w:r>
+          </w:p>
+        </w:tc>
+        <w:tc>
+          <w:tcPr>
+            <w:tcW w:type="dxa" w:w="6520"/>
+            <w:shd w:val="clear" w:fill="6D28D9"/>
+          </w:tcPr>
+          <w:p>
+            <w:r/>
+            <w:r>
+              <w:rPr>
+                <w:rFonts w:ascii="微软雅黑" w:hAnsi="微软雅黑" w:eastAsia="微软雅黑"/>
+                <w:b/>
+                <w:color w:val="FFFFFF"/>
+                <w:sz w:val="20"/>
+              </w:rPr>
+              <w:t>在本项目中的作用</w:t>
+            </w:r>
+          </w:p>
+        </w:tc>
+      </w:tr>
+      <w:tr>
+        <w:tc>
+          <w:tcPr>
+            <w:tcW w:type="dxa" w:w="3118"/>
+          </w:tcPr>
+          <w:p>
+            <w:r/>
+            <w:r>
+              <w:rPr>
+                <w:rFonts w:ascii="宋体" w:hAnsi="宋体" w:eastAsia="宋体"/>
+                <w:b w:val="0"/>
+                <w:sz w:val="19"/>
+              </w:rPr>
+              <w:t>多智能体任务编排</w:t>
+            </w:r>
+          </w:p>
+        </w:tc>
+        <w:tc>
+          <w:tcPr>
+            <w:tcW w:type="dxa" w:w="6520"/>
+          </w:tcPr>
+          <w:p>
+            <w:r/>
+            <w:r>
+              <w:rPr>
+                <w:rFonts w:ascii="宋体" w:hAnsi="宋体" w:eastAsia="宋体"/>
+                <w:b w:val="0"/>
+                <w:sz w:val="19"/>
+              </w:rPr>
+              <w:t>将科研问答拆解为检索、总结、批判三个子任务按序执行</w:t>
+            </w:r>
+          </w:p>
+        </w:tc>
+      </w:tr>
+      <w:tr>
+        <w:tc>
+          <w:tcPr>
+            <w:tcW w:type="dxa" w:w="3118"/>
+          </w:tcPr>
+          <w:p>
+            <w:r/>
+            <w:r>
+              <w:rPr>
+                <w:rFonts w:ascii="宋体" w:hAnsi="宋体" w:eastAsia="宋体"/>
+                <w:b w:val="0"/>
+                <w:sz w:val="19"/>
+              </w:rPr>
+              <w:t>RAG 检索增强生成</w:t>
+            </w:r>
+          </w:p>
+        </w:tc>
+        <w:tc>
+          <w:tcPr>
+            <w:tcW w:type="dxa" w:w="6520"/>
+          </w:tcPr>
+          <w:p>
+            <w:r/>
+            <w:r>
+              <w:rPr>
+                <w:rFonts w:ascii="宋体" w:hAnsi="宋体" w:eastAsia="宋体"/>
+                <w:b w:val="0"/>
+                <w:sz w:val="19"/>
+              </w:rPr>
+              <w:t>先检索文献片段作为上下文，再交由大模型生成，抑制幻觉</w:t>
+            </w:r>
+          </w:p>
+        </w:tc>
+      </w:tr>
+      <w:tr>
+        <w:tc>
+          <w:tcPr>
+            <w:tcW w:type="dxa" w:w="3118"/>
+          </w:tcPr>
+          <w:p>
+            <w:r/>
+            <w:r>
+              <w:rPr>
+                <w:rFonts w:ascii="宋体" w:hAnsi="宋体" w:eastAsia="宋体"/>
+                <w:b w:val="0"/>
+                <w:sz w:val="19"/>
+              </w:rPr>
+              <w:t>ChromaDB 向量库</w:t>
+            </w:r>
+          </w:p>
+        </w:tc>
+        <w:tc>
+          <w:tcPr>
+            <w:tcW w:type="dxa" w:w="6520"/>
+          </w:tcPr>
+          <w:p>
+            <w:r/>
+            <w:r>
+              <w:rPr>
+                <w:rFonts w:ascii="宋体" w:hAnsi="宋体" w:eastAsia="宋体"/>
+                <w:b w:val="0"/>
+                <w:sz w:val="19"/>
+              </w:rPr>
+              <w:t>文献片段向量化存储与语义相似度检索</w:t>
+            </w:r>
+          </w:p>
+        </w:tc>
+      </w:tr>
+      <w:tr>
+        <w:tc>
+          <w:tcPr>
+            <w:tcW w:type="dxa" w:w="3118"/>
+          </w:tcPr>
+          <w:p>
+            <w:r/>
+            <w:r>
+              <w:rPr>
+                <w:rFonts w:ascii="宋体" w:hAnsi="宋体" w:eastAsia="宋体"/>
+                <w:b w:val="0"/>
+                <w:sz w:val="19"/>
+              </w:rPr>
+              <w:t>FastAPI 后端</w:t>
+            </w:r>
+          </w:p>
+        </w:tc>
+        <w:tc>
+          <w:tcPr>
+            <w:tcW w:type="dxa" w:w="6520"/>
+          </w:tcPr>
+          <w:p>
+            <w:r/>
+            <w:r>
+              <w:rPr>
+                <w:rFonts w:ascii="宋体" w:hAnsi="宋体" w:eastAsia="宋体"/>
+                <w:b w:val="0"/>
+                <w:sz w:val="19"/>
+              </w:rPr>
+              <w:t>提供 /api/chat 与 /api/rag/* 等 RESTful 接口</w:t>
+            </w:r>
+          </w:p>
+        </w:tc>
+      </w:tr>
+      <w:tr>
+        <w:tc>
+          <w:tcPr>
+            <w:tcW w:type="dxa" w:w="3118"/>
+          </w:tcPr>
+          <w:p>
+            <w:r/>
+            <w:r>
+              <w:rPr>
+                <w:rFonts w:ascii="宋体" w:hAnsi="宋体" w:eastAsia="宋体"/>
+                <w:b w:val="0"/>
+                <w:sz w:val="19"/>
+              </w:rPr>
+              <w:t>DeepSeek 大模型 API</w:t>
+            </w:r>
+          </w:p>
+        </w:tc>
+        <w:tc>
+          <w:tcPr>
+            <w:tcW w:type="dxa" w:w="6520"/>
+          </w:tcPr>
+          <w:p>
+            <w:r/>
+            <w:r>
+              <w:rPr>
+                <w:rFonts w:ascii="宋体" w:hAnsi="宋体" w:eastAsia="宋体"/>
+                <w:b w:val="0"/>
+                <w:sz w:val="19"/>
+              </w:rPr>
+              <w:t>真实推理能力接入，配合超时重试与错误处理</w:t>
+            </w:r>
+          </w:p>
+        </w:tc>
+      </w:tr>
+      <w:tr>
+        <w:tc>
+          <w:tcPr>
+            <w:tcW w:type="dxa" w:w="3118"/>
+          </w:tcPr>
+          <w:p>
+            <w:r/>
+            <w:r>
+              <w:rPr>
+                <w:rFonts w:ascii="宋体" w:hAnsi="宋体" w:eastAsia="宋体"/>
+                <w:b w:val="0"/>
+                <w:sz w:val="19"/>
+              </w:rPr>
+              <w:t>Chart.js 可视化</w:t>
+            </w:r>
+          </w:p>
+        </w:tc>
+        <w:tc>
+          <w:tcPr>
+            <w:tcW w:type="dxa" w:w="6520"/>
+          </w:tcPr>
+          <w:p>
+            <w:r/>
+            <w:r>
+              <w:rPr>
+                <w:rFonts w:ascii="宋体" w:hAnsi="宋体" w:eastAsia="宋体"/>
+                <w:b w:val="0"/>
+                <w:sz w:val="19"/>
+              </w:rPr>
+              <w:t>引用来源分布甜甜圈图</w:t>
+            </w:r>
+          </w:p>
+        </w:tc>
+      </w:tr>
+      <w:tr>
+        <w:tc>
+          <w:tcPr>
+            <w:tcW w:type="dxa" w:w="3118"/>
+          </w:tcPr>
+          <w:p>
+            <w:r/>
+            <w:r>
+              <w:rPr>
+                <w:rFonts w:ascii="宋体" w:hAnsi="宋体" w:eastAsia="宋体"/>
+                <w:b w:val="0"/>
+                <w:sz w:val="19"/>
+              </w:rPr>
+              <w:t>TailwindCSS</w:t>
+            </w:r>
+          </w:p>
+        </w:tc>
+        <w:tc>
+          <w:tcPr>
+            <w:tcW w:type="dxa" w:w="6520"/>
+          </w:tcPr>
+          <w:p>
+            <w:r/>
+            <w:r>
+              <w:rPr>
+                <w:rFonts w:ascii="宋体" w:hAnsi="宋体" w:eastAsia="宋体"/>
+                <w:b w:val="0"/>
+                <w:sz w:val="19"/>
+              </w:rPr>
+              <w:t>三栏响应式布局与玻璃拟态 UI</w:t>
+            </w:r>
+          </w:p>
+        </w:tc>
+      </w:tr>
+      <w:tr>
+        <w:tc>
+          <w:tcPr>
+            <w:tcW w:type="dxa" w:w="3118"/>
+          </w:tcPr>
+          <w:p>
+            <w:r/>
+            <w:r>
+              <w:rPr>
+                <w:rFonts w:ascii="宋体" w:hAnsi="宋体" w:eastAsia="宋体"/>
+                <w:b w:val="0"/>
+                <w:sz w:val="19"/>
+              </w:rPr>
+              <w:t>前端失败降级机制</w:t>
+            </w:r>
+          </w:p>
+        </w:tc>
+        <w:tc>
+          <w:tcPr>
+            <w:tcW w:type="dxa" w:w="6520"/>
+          </w:tcPr>
+          <w:p>
+            <w:r/>
+            <w:r>
+              <w:rPr>
+                <w:rFonts w:ascii="宋体" w:hAnsi="宋体" w:eastAsia="宋体"/>
+                <w:b w:val="0"/>
+                <w:sz w:val="19"/>
+              </w:rPr>
+              <w:t>后端不可用自动回退模拟回复</w:t>
+            </w:r>
+          </w:p>
+        </w:tc>
+      </w:tr>
+    </w:tbl>
     <w:p>
       <w:pPr>
-        <w:pStyle w:val="ListBullet"/>
+        <w:spacing w:after="40"/>
       </w:pPr>
-      <w:r>
-        <w:rPr>
-          <w:rFonts w:ascii="宋体" w:hAnsi="宋体" w:eastAsia="宋体"/>
-          <w:b w:val="0"/>
-          <w:sz w:val="22"/>
-        </w:rPr>
-        <w:t>RAG 检索增强生成：先检索文献片段作为上下文，再交由大模型生成回答，抑制幻觉。</w:t>
-      </w:r>
-    </w:p>
-    <w:p>
-      <w:pPr>
-        <w:pStyle w:val="ListBullet"/>
-      </w:pPr>
-      <w:r>
-        <w:rPr>
-          <w:rFonts w:ascii="宋体" w:hAnsi="宋体" w:eastAsia="宋体"/>
-          <w:b w:val="0"/>
-          <w:sz w:val="22"/>
-        </w:rPr>
-        <w:t>ChromaDB 向量库：文献片段向量化存储与语义相似度检索。</w:t>
-      </w:r>
-    </w:p>
-    <w:p>
-      <w:pPr>
-        <w:pStyle w:val="ListBullet"/>
-      </w:pPr>
-      <w:r>
-        <w:rPr>
-          <w:rFonts w:ascii="宋体" w:hAnsi="宋体" w:eastAsia="宋体"/>
-          <w:b w:val="0"/>
-          <w:sz w:val="22"/>
-        </w:rPr>
-        <w:t>FastAPI 后端：提供 /api/chat 与 /api/rag/* 等 RESTful 接口。</w:t>
-      </w:r>
-    </w:p>
-    <w:p>
-      <w:pPr>
-        <w:pStyle w:val="ListBullet"/>
-      </w:pPr>
-      <w:r>
-        <w:rPr>
-          <w:rFonts w:ascii="宋体" w:hAnsi="宋体" w:eastAsia="宋体"/>
-          <w:b w:val="0"/>
-          <w:sz w:val="22"/>
-        </w:rPr>
-        <w:t>DeepSeek 大模型 API：真实推理能力接入，配合超时重试与错误处理。</w:t>
-      </w:r>
-    </w:p>
-    <w:p>
-      <w:pPr>
-        <w:pStyle w:val="ListBullet"/>
-      </w:pPr>
-      <w:r>
-        <w:rPr>
-          <w:rFonts w:ascii="宋体" w:hAnsi="宋体" w:eastAsia="宋体"/>
-          <w:b w:val="0"/>
-          <w:sz w:val="22"/>
-        </w:rPr>
-        <w:t>Chart.js 数据可视化：引用来源分布图表。</w:t>
-      </w:r>
-    </w:p>
-    <w:p>
-      <w:pPr>
-        <w:pStyle w:val="ListBullet"/>
-      </w:pPr>
-      <w:r>
-        <w:rPr>
-          <w:rFonts w:ascii="宋体" w:hAnsi="宋体" w:eastAsia="宋体"/>
-          <w:b w:val="0"/>
-          <w:sz w:val="22"/>
-        </w:rPr>
-        <w:t>TailwindCSS 响应式布局：三栏自适应界面。</w:t>
-      </w:r>
-    </w:p>
-    <w:p>
-      <w:pPr>
-        <w:pStyle w:val="ListBullet"/>
-      </w:pPr>
-      <w:r>
-        <w:rPr>
-          <w:rFonts w:ascii="宋体" w:hAnsi="宋体" w:eastAsia="宋体"/>
-          <w:b w:val="0"/>
-          <w:sz w:val="22"/>
-        </w:rPr>
-        <w:t>前端失败降级机制：后端不可用自动回退模拟回复。</w:t>
-      </w:r>
     </w:p>
     <w:p>
       <w:pPr>
@@ -515,7 +2163,7 @@
           <w:b w:val="0"/>
           <w:sz w:val="22"/>
         </w:rPr>
-        <w:t>下图为作品主界面截图，展示了三栏布局、智能体工作流面板与引用来源区域：</w:t>
+        <w:t>下图为作品主界面截图，可看到：顶部 Header（Logo、系统标题、模型状态指示点）、左侧边栏（新建课题、课题历史）、主工作区（课题标题、RAG 增强 / 多智能体协作标签、对话区、输入区）、右侧智能体工作流面板（检索员 / 总结员 / 批判员三张状态卡片）与引用来源分布区域。</w:t>
       </w:r>
     </w:p>
     <w:p>
@@ -559,15 +2207,54 @@
     </w:p>
     <w:p>
       <w:pPr>
-        <w:spacing w:after="120"/>
+        <w:spacing w:after="40"/>
       </w:pPr>
       <w:r>
         <w:rPr>
           <w:rFonts w:ascii="宋体" w:hAnsi="宋体" w:eastAsia="宋体"/>
           <w:b w:val="0"/>
-          <w:sz w:val="19"/>
+          <w:sz w:val="22"/>
         </w:rPr>
-        <w:t>（建议在最终提交前，再补充 1–2 张截图：一次完整对话、后端接口文档页面）</w:t>
+        <w:t>建议在最终提交前补充以下截图，让材料更完整：</w:t>
+      </w:r>
+    </w:p>
+    <w:p>
+      <w:pPr>
+        <w:pStyle w:val="ListBullet"/>
+      </w:pPr>
+      <w:r>
+        <w:rPr>
+          <w:rFonts w:ascii="宋体" w:hAnsi="宋体" w:eastAsia="宋体"/>
+          <w:b w:val="0"/>
+          <w:sz w:val="22"/>
+        </w:rPr>
+        <w:t>一次完整对话（用户提问 + 三个智能体依次亮起 + AI 回复）</w:t>
+      </w:r>
+    </w:p>
+    <w:p>
+      <w:pPr>
+        <w:pStyle w:val="ListBullet"/>
+      </w:pPr>
+      <w:r>
+        <w:rPr>
+          <w:rFonts w:ascii="宋体" w:hAnsi="宋体" w:eastAsia="宋体"/>
+          <w:b w:val="0"/>
+          <w:sz w:val="22"/>
+        </w:rPr>
+        <w:t>后端接口文档页面（http://127.0.0.1:8000/docs）</w:t>
+      </w:r>
+    </w:p>
+    <w:p>
+      <w:pPr>
+        <w:pStyle w:val="ListBullet"/>
+      </w:pPr>
+      <w:r>
+        <w:rPr>
+          <w:rFonts w:ascii="宋体" w:hAnsi="宋体" w:eastAsia="宋体"/>
+          <w:b w:val="0"/>
+          <w:sz w:val="22"/>
+        </w:rPr>
+        <w:t>真实 API 调用返回结果</w:t>
       </w:r>
     </w:p>
     <w:p>
@@ -621,7 +2308,7 @@
           <w:b w:val="0"/>
           <w:sz w:val="22"/>
         </w:rPr>
-        <w:t>本项目从零开始独立设计与开发，未基于其他现有项目。代码结构、界面设计、多智能体协作流程与 RAG 方案均为本次参赛原创实现。</w:t>
+        <w:t>本项目从零开始独立设计与开发，未基于其他现有项目。代码结构、界面设计、多智能体协作流程与 RAG 方案均为本次参赛原创实现；开发过程中使用 AI 辅助编程工具生成代码骨架，并全部经过人工审核、调试与修改。</w:t>
       </w:r>
     </w:p>
     <w:sectPr>

--- a/docs/作品介绍文档.docx
+++ b/docs/作品介绍文档.docx
@@ -257,6 +257,19 @@
     </w:p>
     <w:p>
       <w:pPr>
+        <w:pStyle w:val="ListNumber"/>
+      </w:pPr>
+      <w:r>
+        <w:rPr>
+          <w:rFonts w:ascii="宋体" w:hAnsi="宋体" w:eastAsia="宋体"/>
+          <w:b w:val="0"/>
+          <w:sz w:val="22"/>
+        </w:rPr>
+        <w:t>上传文献：点击左侧「上传文献 PDF」导入文献，即可进行溯源问答与大纲生成</w:t>
+      </w:r>
+    </w:p>
+    <w:p>
+      <w:pPr>
         <w:spacing w:after="120"/>
       </w:pPr>
       <w:r>
@@ -320,7 +333,7 @@
           <w:color w:val="1F2937"/>
           <w:sz w:val="25"/>
         </w:rPr>
-        <w:t>2.1 七大核心亮点</w:t>
+        <w:t>2.1 十大核心亮点</w:t>
       </w:r>
     </w:p>
     <w:p>
@@ -399,6 +412,45 @@
           <w:sz w:val="22"/>
         </w:rPr>
         <w:t>失败自动降级：后端不可用时前端自动回退模拟回复，保证评审现场演示稳定、不翻车。</w:t>
+      </w:r>
+    </w:p>
+    <w:p>
+      <w:pPr>
+        <w:pStyle w:val="ListBullet"/>
+      </w:pPr>
+      <w:r>
+        <w:rPr>
+          <w:rFonts w:ascii="宋体" w:hAnsi="宋体" w:eastAsia="宋体"/>
+          <w:b w:val="0"/>
+          <w:sz w:val="22"/>
+        </w:rPr>
+        <w:t>PDF 文献导入：支持上传标准文本型 PDF，自动解析、切片并入库，打通「文献导入 → 问答」闭环。</w:t>
+      </w:r>
+    </w:p>
+    <w:p>
+      <w:pPr>
+        <w:pStyle w:val="ListBullet"/>
+      </w:pPr>
+      <w:r>
+        <w:rPr>
+          <w:rFonts w:ascii="宋体" w:hAnsi="宋体" w:eastAsia="宋体"/>
+          <w:b w:val="0"/>
+          <w:sz w:val="22"/>
+        </w:rPr>
+        <w:t>问答溯源：回答下方展示参考来源（文件名 + 片段号），结论可核验，呼应赛题 Source Tracing 要求。</w:t>
+      </w:r>
+    </w:p>
+    <w:p>
+      <w:pPr>
+        <w:pStyle w:val="ListBullet"/>
+      </w:pPr>
+      <w:r>
+        <w:rPr>
+          <w:rFonts w:ascii="宋体" w:hAnsi="宋体" w:eastAsia="宋体"/>
+          <w:b w:val="0"/>
+          <w:sz w:val="22"/>
+        </w:rPr>
+        <w:t>写作辅助：基于已上传文献一键生成论文大纲，实现「文献导入 → 写作辅助」闭环。</w:t>
       </w:r>
     </w:p>
     <w:p>
@@ -1992,7 +2044,75 @@
                 <w:b w:val="0"/>
                 <w:sz w:val="19"/>
               </w:rPr>
-              <w:t>提供 /api/chat 与 /api/rag/* 等 RESTful 接口</w:t>
+              <w:t>提供 /api/chat、/api/upload、/api/writing、/api/rag/* 等接口</w:t>
+            </w:r>
+          </w:p>
+        </w:tc>
+      </w:tr>
+      <w:tr>
+        <w:tc>
+          <w:tcPr>
+            <w:tcW w:type="dxa" w:w="3118"/>
+          </w:tcPr>
+          <w:p>
+            <w:r/>
+            <w:r>
+              <w:rPr>
+                <w:rFonts w:ascii="宋体" w:hAnsi="宋体" w:eastAsia="宋体"/>
+                <w:b w:val="0"/>
+                <w:sz w:val="19"/>
+              </w:rPr>
+              <w:t>pypdf PDF 解析</w:t>
+            </w:r>
+          </w:p>
+        </w:tc>
+        <w:tc>
+          <w:tcPr>
+            <w:tcW w:type="dxa" w:w="6520"/>
+          </w:tcPr>
+          <w:p>
+            <w:r/>
+            <w:r>
+              <w:rPr>
+                <w:rFonts w:ascii="宋体" w:hAnsi="宋体" w:eastAsia="宋体"/>
+                <w:b w:val="0"/>
+                <w:sz w:val="19"/>
+              </w:rPr>
+              <w:t>提取 PDF 文本并切片入库，支撑文献导入闭环</w:t>
+            </w:r>
+          </w:p>
+        </w:tc>
+      </w:tr>
+      <w:tr>
+        <w:tc>
+          <w:tcPr>
+            <w:tcW w:type="dxa" w:w="3118"/>
+          </w:tcPr>
+          <w:p>
+            <w:r/>
+            <w:r>
+              <w:rPr>
+                <w:rFonts w:ascii="宋体" w:hAnsi="宋体" w:eastAsia="宋体"/>
+                <w:b w:val="0"/>
+                <w:sz w:val="19"/>
+              </w:rPr>
+              <w:t>问答溯源</w:t>
+            </w:r>
+          </w:p>
+        </w:tc>
+        <w:tc>
+          <w:tcPr>
+            <w:tcW w:type="dxa" w:w="6520"/>
+          </w:tcPr>
+          <w:p>
+            <w:r/>
+            <w:r>
+              <w:rPr>
+                <w:rFonts w:ascii="宋体" w:hAnsi="宋体" w:eastAsia="宋体"/>
+                <w:b w:val="0"/>
+                <w:sz w:val="19"/>
+              </w:rPr>
+              <w:t>返回并展示参考来源（文件名 + 片段号）</w:t>
             </w:r>
           </w:p>
         </w:tc>

--- a/docs/作品介绍文档.docx
+++ b/docs/作品介绍文档.docx
@@ -333,7 +333,7 @@
           <w:color w:val="1F2937"/>
           <w:sz w:val="25"/>
         </w:rPr>
-        <w:t>2.1 十大核心亮点</w:t>
+        <w:t>2.1 十五大核心亮点</w:t>
       </w:r>
     </w:p>
     <w:p>
@@ -451,6 +451,71 @@
           <w:sz w:val="22"/>
         </w:rPr>
         <w:t>写作辅助：基于已上传文献一键生成论文大纲，实现「文献导入 → 写作辅助」闭环。</w:t>
+      </w:r>
+    </w:p>
+    <w:p>
+      <w:pPr>
+        <w:pStyle w:val="ListBullet"/>
+      </w:pPr>
+      <w:r>
+        <w:rPr>
+          <w:rFonts w:ascii="宋体" w:hAnsi="宋体" w:eastAsia="宋体"/>
+          <w:b w:val="0"/>
+          <w:sz w:val="22"/>
+        </w:rPr>
+        <w:t>扫描件 OCR：图片型 PDF 自动回退 OCR，支持中英文识别。</w:t>
+      </w:r>
+    </w:p>
+    <w:p>
+      <w:pPr>
+        <w:pStyle w:val="ListBullet"/>
+      </w:pPr>
+      <w:r>
+        <w:rPr>
+          <w:rFonts w:ascii="宋体" w:hAnsi="宋体" w:eastAsia="宋体"/>
+          <w:b w:val="0"/>
+          <w:sz w:val="22"/>
+        </w:rPr>
+        <w:t>引用图谱：基于相似度构建文献关系网络，自动挖掘「基石节点」。</w:t>
+      </w:r>
+    </w:p>
+    <w:p>
+      <w:pPr>
+        <w:pStyle w:val="ListBullet"/>
+      </w:pPr>
+      <w:r>
+        <w:rPr>
+          <w:rFonts w:ascii="宋体" w:hAnsi="宋体" w:eastAsia="宋体"/>
+          <w:b w:val="0"/>
+          <w:sz w:val="22"/>
+        </w:rPr>
+        <w:t>文献综述：一键生成领域综述（背景 / 方法 / 挑战 / 未来）。</w:t>
+      </w:r>
+    </w:p>
+    <w:p>
+      <w:pPr>
+        <w:pStyle w:val="ListBullet"/>
+      </w:pPr>
+      <w:r>
+        <w:rPr>
+          <w:rFonts w:ascii="宋体" w:hAnsi="宋体" w:eastAsia="宋体"/>
+          <w:b w:val="0"/>
+          <w:sz w:val="22"/>
+        </w:rPr>
+        <w:t>学术翻译：中英学术文本互译，保留专业术语。</w:t>
+      </w:r>
+    </w:p>
+    <w:p>
+      <w:pPr>
+        <w:pStyle w:val="ListBullet"/>
+      </w:pPr>
+      <w:r>
+        <w:rPr>
+          <w:rFonts w:ascii="宋体" w:hAnsi="宋体" w:eastAsia="宋体"/>
+          <w:b w:val="0"/>
+          <w:sz w:val="22"/>
+        </w:rPr>
+        <w:t>CSV 图表：粘贴数据自动生成柱状图 / 折线图。</w:t>
       </w:r>
     </w:p>
     <w:p>
@@ -2096,6 +2161,40 @@
                 <w:b w:val="0"/>
                 <w:sz w:val="19"/>
               </w:rPr>
+              <w:t>PyMuPDF + RapidOCR</w:t>
+            </w:r>
+          </w:p>
+        </w:tc>
+        <w:tc>
+          <w:tcPr>
+            <w:tcW w:type="dxa" w:w="6520"/>
+          </w:tcPr>
+          <w:p>
+            <w:r/>
+            <w:r>
+              <w:rPr>
+                <w:rFonts w:ascii="宋体" w:hAnsi="宋体" w:eastAsia="宋体"/>
+                <w:b w:val="0"/>
+                <w:sz w:val="19"/>
+              </w:rPr>
+              <w:t>扫描件 PDF 渲染与 OCR，扩展文献导入范围</w:t>
+            </w:r>
+          </w:p>
+        </w:tc>
+      </w:tr>
+      <w:tr>
+        <w:tc>
+          <w:tcPr>
+            <w:tcW w:type="dxa" w:w="3118"/>
+          </w:tcPr>
+          <w:p>
+            <w:r/>
+            <w:r>
+              <w:rPr>
+                <w:rFonts w:ascii="宋体" w:hAnsi="宋体" w:eastAsia="宋体"/>
+                <w:b w:val="0"/>
+                <w:sz w:val="19"/>
+              </w:rPr>
               <w:t>问答溯源</w:t>
             </w:r>
           </w:p>
@@ -2113,6 +2212,74 @@
                 <w:sz w:val="19"/>
               </w:rPr>
               <w:t>返回并展示参考来源（文件名 + 片段号）</w:t>
+            </w:r>
+          </w:p>
+        </w:tc>
+      </w:tr>
+      <w:tr>
+        <w:tc>
+          <w:tcPr>
+            <w:tcW w:type="dxa" w:w="3118"/>
+          </w:tcPr>
+          <w:p>
+            <w:r/>
+            <w:r>
+              <w:rPr>
+                <w:rFonts w:ascii="宋体" w:hAnsi="宋体" w:eastAsia="宋体"/>
+                <w:b w:val="0"/>
+                <w:sz w:val="19"/>
+              </w:rPr>
+              <w:t>相似度图谱</w:t>
+            </w:r>
+          </w:p>
+        </w:tc>
+        <w:tc>
+          <w:tcPr>
+            <w:tcW w:type="dxa" w:w="6520"/>
+          </w:tcPr>
+          <w:p>
+            <w:r/>
+            <w:r>
+              <w:rPr>
+                <w:rFonts w:ascii="宋体" w:hAnsi="宋体" w:eastAsia="宋体"/>
+                <w:b w:val="0"/>
+                <w:sz w:val="19"/>
+              </w:rPr>
+              <w:t>基于向量相似度构建关系网络并挖掘基石节点</w:t>
+            </w:r>
+          </w:p>
+        </w:tc>
+      </w:tr>
+      <w:tr>
+        <w:tc>
+          <w:tcPr>
+            <w:tcW w:type="dxa" w:w="3118"/>
+          </w:tcPr>
+          <w:p>
+            <w:r/>
+            <w:r>
+              <w:rPr>
+                <w:rFonts w:ascii="宋体" w:hAnsi="宋体" w:eastAsia="宋体"/>
+                <w:b w:val="0"/>
+                <w:sz w:val="19"/>
+              </w:rPr>
+              <w:t>学术翻译</w:t>
+            </w:r>
+          </w:p>
+        </w:tc>
+        <w:tc>
+          <w:tcPr>
+            <w:tcW w:type="dxa" w:w="6520"/>
+          </w:tcPr>
+          <w:p>
+            <w:r/>
+            <w:r>
+              <w:rPr>
+                <w:rFonts w:ascii="宋体" w:hAnsi="宋体" w:eastAsia="宋体"/>
+                <w:b w:val="0"/>
+                <w:sz w:val="19"/>
+              </w:rPr>
+              <w:t>中英互译，服务版式阅读场景</w:t>
             </w:r>
           </w:p>
         </w:tc>

--- a/docs/作品介绍文档.docx
+++ b/docs/作品介绍文档.docx
@@ -516,6 +516,45 @@
           <w:sz w:val="22"/>
         </w:rPr>
         <w:t>CSV 图表：粘贴数据自动生成柱状图 / 折线图。</w:t>
+      </w:r>
+    </w:p>
+    <w:p>
+      <w:pPr>
+        <w:pStyle w:val="ListBullet"/>
+      </w:pPr>
+      <w:r>
+        <w:rPr>
+          <w:rFonts w:ascii="宋体" w:hAnsi="宋体" w:eastAsia="宋体"/>
+          <w:b w:val="0"/>
+          <w:sz w:val="22"/>
+        </w:rPr>
+        <w:t>PDF 版式阅读：浏览器原生渲染原始排版。</w:t>
+      </w:r>
+    </w:p>
+    <w:p>
+      <w:pPr>
+        <w:pStyle w:val="ListBullet"/>
+      </w:pPr>
+      <w:r>
+        <w:rPr>
+          <w:rFonts w:ascii="宋体" w:hAnsi="宋体" w:eastAsia="宋体"/>
+          <w:b w:val="0"/>
+          <w:sz w:val="22"/>
+        </w:rPr>
+        <w:t>arXiv 检索：调用 arXiv API 抓取论文并入库（网络不可达时离线兜底）。</w:t>
+      </w:r>
+    </w:p>
+    <w:p>
+      <w:pPr>
+        <w:pStyle w:val="ListBullet"/>
+      </w:pPr>
+      <w:r>
+        <w:rPr>
+          <w:rFonts w:ascii="宋体" w:hAnsi="宋体" w:eastAsia="宋体"/>
+          <w:b w:val="0"/>
+          <w:sz w:val="22"/>
+        </w:rPr>
+        <w:t>LaTeX 生成：CSV 一键转 LaTeX 表格代码。</w:t>
       </w:r>
     </w:p>
     <w:p>
@@ -2297,6 +2336,74 @@
                 <w:b w:val="0"/>
                 <w:sz w:val="19"/>
               </w:rPr>
+              <w:t>arXiv API</w:t>
+            </w:r>
+          </w:p>
+        </w:tc>
+        <w:tc>
+          <w:tcPr>
+            <w:tcW w:type="dxa" w:w="6520"/>
+          </w:tcPr>
+          <w:p>
+            <w:r/>
+            <w:r>
+              <w:rPr>
+                <w:rFonts w:ascii="宋体" w:hAnsi="宋体" w:eastAsia="宋体"/>
+                <w:b w:val="0"/>
+                <w:sz w:val="19"/>
+              </w:rPr>
+              <w:t>自动检索论文并写入向量库</w:t>
+            </w:r>
+          </w:p>
+        </w:tc>
+      </w:tr>
+      <w:tr>
+        <w:tc>
+          <w:tcPr>
+            <w:tcW w:type="dxa" w:w="3118"/>
+          </w:tcPr>
+          <w:p>
+            <w:r/>
+            <w:r>
+              <w:rPr>
+                <w:rFonts w:ascii="宋体" w:hAnsi="宋体" w:eastAsia="宋体"/>
+                <w:b w:val="0"/>
+                <w:sz w:val="19"/>
+              </w:rPr>
+              <w:t>LaTeX 生成</w:t>
+            </w:r>
+          </w:p>
+        </w:tc>
+        <w:tc>
+          <w:tcPr>
+            <w:tcW w:type="dxa" w:w="6520"/>
+          </w:tcPr>
+          <w:p>
+            <w:r/>
+            <w:r>
+              <w:rPr>
+                <w:rFonts w:ascii="宋体" w:hAnsi="宋体" w:eastAsia="宋体"/>
+                <w:b w:val="0"/>
+                <w:sz w:val="19"/>
+              </w:rPr>
+              <w:t>CSV 数据转 LaTeX 表格代码</w:t>
+            </w:r>
+          </w:p>
+        </w:tc>
+      </w:tr>
+      <w:tr>
+        <w:tc>
+          <w:tcPr>
+            <w:tcW w:type="dxa" w:w="3118"/>
+          </w:tcPr>
+          <w:p>
+            <w:r/>
+            <w:r>
+              <w:rPr>
+                <w:rFonts w:ascii="宋体" w:hAnsi="宋体" w:eastAsia="宋体"/>
+                <w:b w:val="0"/>
+                <w:sz w:val="19"/>
+              </w:rPr>
               <w:t>DeepSeek 大模型 API</w:t>
             </w:r>
           </w:p>
